--- a/DBTUNING/ch34_IO구성_OS자원관리/ch34_IO구성과OS자원관리.docx
+++ b/DBTUNING/ch34_IO구성_OS자원관리/ch34_IO구성과OS자원관리.docx
@@ -7,12 +7,12 @@
         <w:pStyle w:val="Heading1"/>
       </w:pPr>
       <w:r>
-        <w:t>제20장  I/O 구성과 OS 자원 관리</w:t>
+        <w:t>제ch34  I/O 구성과 OS 자원 관리</w:t>
       </w:r>
     </w:p>
     <w:p>
       <w:r>
-        <w:t>이 장은 이 과정의 마지막 장이다. 앞선 열아홉 개 장은 데이터베이스 안쪽을 파고들었다. DB Time을 재고, 대기 이벤트를 분해하고, 공유 풀과 버퍼 캐시와 PGA를 조정했다. 그러나 데이터베이스는 진공 속에서 돌지 않는다. 블록 하나를 읽으려면 결국 디스크가 돌아야 하고, SQL 한 문장을 실행하려면 CPU가 사이클을 내주어야 하며, 결과 한 줄을 돌려주려면 네트워크가 패킷을 실어 나른다. 그래서 인스턴스를 아무리 정교하게 튜닝해도 그 아래의 I/O와 OS 자원이 병목이면 성능은 거기서 막힌다. 20장은 시선을 데이터베이스 밖으로 한 걸음 넓혀, '병목이 DB 안에 있는가 밖에 있는가'를 가르는 마지막 진단을 훈련한다.</w:t>
+        <w:t>이 장은 이 과정의 마지막 장이다. 앞선 열아홉 개 장은 데이터베이스 안쪽을 파고들었다. DB Time을 재고, 대기 이벤트를 분해하고, 공유 풀과 버퍼 캐시와 PGA를 조정했다. 그러나 데이터베이스는 진공 속에서 돌지 않는다. 블록 하나를 읽으려면 결국 디스크가 돌아야 하고, SQL 한 문장을 실행하려면 CPU가 사이클을 내주어야 하며, 결과 한 줄을 돌려주려면 네트워크가 패킷을 실어 나른다. 그래서 인스턴스를 아무리 정교하게 튜닝해도 그 아래의 I/O와 OS 자원이 병목이면 성능은 거기서 막힌다. ch34은 시선을 데이터베이스 밖으로 한 걸음 넓혀, '병목이 DB 안에 있는가 밖에 있는가'를 가르는 마지막 진단을 훈련한다.</w:t>
       </w:r>
     </w:p>
     <w:p>
@@ -344,7 +344,7 @@
     </w:p>
     <w:p>
       <w:r>
-        <w:t>업무 데이터 파일들도 성격이 갈린다. users01.dbf는 읽기 2,340·쓰기 0으로 순수 읽기 부하이고, ts_stg01.dbf(스테이징)·rtbs01.dbf도 읽기만 있다. 반면 자동 관리 파일(o1_mf_users)은 읽기 619·쓰기 41로 소량의 읽기·쓰기가 섞여 있다. 이 분포를 그림으로 그리면 '읽기는 SYSTEM·업무 파일에, 쓰기는 SYSAUX·UNDO에'라는 두 축이 보인다. 성능 진단에서 이 그림이 중요한 이유는, 읽기 병목과 쓰기 병목의 조치가 전혀 다르기 때문이다. 읽기 병목은 캐시(버퍼 풀)·인덱스·스토리지 랜덤 성능의 문제이고, 쓰기 병목은 DBWR·리두·체크포인트·스토리지 쓰기 성능의 문제다. 어느 파일에서 어떤 I/O가 병목인지를 먼저 가려야, 17장(버퍼 캐시)·리두 튜닝으로 갈지 스토리지 증설로 갈지가 정해진다.</w:t>
+        <w:t>업무 데이터 파일들도 성격이 갈린다. users01.dbf는 읽기 2,340·쓰기 0으로 순수 읽기 부하이고, ts_stg01.dbf(스테이징)·rtbs01.dbf도 읽기만 있다. 반면 자동 관리 파일(o1_mf_users)은 읽기 619·쓰기 41로 소량의 읽기·쓰기가 섞여 있다. 이 분포를 그림으로 그리면 '읽기는 SYSTEM·업무 파일에, 쓰기는 SYSAUX·UNDO에'라는 두 축이 보인다. 성능 진단에서 이 그림이 중요한 이유는, 읽기 병목과 쓰기 병목의 조치가 전혀 다르기 때문이다. 읽기 병목은 캐시(버퍼 풀)·인덱스·스토리지 랜덤 성능의 문제이고, 쓰기 병목은 DBWR·리두·체크포인트·스토리지 쓰기 성능의 문제다. 어느 파일에서 어떤 I/O가 병목인지를 먼저 가려야, ch31(버퍼 캐시)·리두 튜닝으로 갈지 스토리지 증설로 갈지가 정해진다.</w:t>
       </w:r>
     </w:p>
     <w:p>
@@ -732,7 +732,7 @@
                 <w:rFonts w:ascii="맑은 고딕" w:hAnsi="맑은 고딕" w:eastAsia="맑은 고딕"/>
                 <w:sz w:val="21"/>
               </w:rPr>
-              <w:t>해석: 스토리지 전체가 느린 것이 아니라, 한 세그먼트에 전체 스캔이 반복되고 있다. 즉 원인은 디스크가 아니라 인덱스를 못 타는 SQL일 가능성이 크다(14·17장의 db file scattered read와 연결).</w:t>
+              <w:t>해석: 스토리지 전체가 느린 것이 아니라, 한 세그먼트에 전체 스캔이 반복되고 있다. 즉 원인은 디스크가 아니라 인덱스를 못 타는 SQL일 가능성이 크다(ch27·ch31의 db file scattered read와 연결).</w:t>
             </w:r>
           </w:p>
           <w:p>
@@ -1033,7 +1033,7 @@
                 <w:rFonts w:ascii="맑은 고딕" w:hAnsi="맑은 고딕" w:eastAsia="맑은 고딕"/>
                 <w:sz w:val="21"/>
               </w:rPr>
-              <w:t>· WORKLOAD: GATHER_SYSTEM_STATS나 캘리브레이션으로 MBRC·SREADTIM·MREADTIM이 채워진 상태. 7장에서 시스템 통계 수집을 다뤘다.</w:t>
+              <w:t>· WORKLOAD: GATHER_SYSTEM_STATS나 캘리브레이션으로 MBRC·SREADTIM·MREADTIM이 채워진 상태. ch21에서 시스템 통계 수집을 다뤘다.</w:t>
             </w:r>
           </w:p>
           <w:p>
@@ -1593,7 +1593,7 @@
     </w:p>
     <w:p>
       <w:r>
-        <w:t>결과 해석의 원칙은 이렇다. max_iops가 낮은데 OLTP 워크로드에서 db file sequential read 대기가 크면 스토리지의 랜덤 I/O 능력이 병목이고, max_mbps가 낮은데 배치·DW에서 db file scattered read가 크면 순차 대역폭이 병목이다. 즉 캘리브레이션 결과는 대기 이벤트 분석(14장)과 짝을 이룰 때 진단이 완성된다. 캘리브레이션이 준 숫자는 '스토리지의 물리적 상한'이고, 대기 이벤트가 준 숫자는 '지금 워크로드가 겪는 실제 지연'이다. 실제 지연이 물리적 상한에 근접해 있으면 스토리지가 진짜 병목이므로 증설·재배치가 답이고, 상한에 여유가 많은데도 대기가 크면 병목은 스토리지가 아니라 그 위(비효율 SQL·잘못된 실행계획)에 있다. 이 대조가 '측정 없는 증설'을 막는 근거가 된다.</w:t>
+        <w:t>결과 해석의 원칙은 이렇다. max_iops가 낮은데 OLTP 워크로드에서 db file sequential read 대기가 크면 스토리지의 랜덤 I/O 능력이 병목이고, max_mbps가 낮은데 배치·DW에서 db file scattered read가 크면 순차 대역폭이 병목이다. 즉 캘리브레이션 결과는 대기 이벤트 분석(ch27)과 짝을 이룰 때 진단이 완성된다. 캘리브레이션이 준 숫자는 '스토리지의 물리적 상한'이고, 대기 이벤트가 준 숫자는 '지금 워크로드가 겪는 실제 지연'이다. 실제 지연이 물리적 상한에 근접해 있으면 스토리지가 진짜 병목이므로 증설·재배치가 답이고, 상한에 여유가 많은데도 대기가 크면 병목은 스토리지가 아니라 그 위(비효율 SQL·잘못된 실행계획)에 있다. 이 대조가 '측정 없는 증설'을 막는 근거가 된다.</w:t>
       </w:r>
     </w:p>
     <w:tbl>
@@ -2132,7 +2132,7 @@
     </w:p>
     <w:p>
       <w:r>
-        <w:t>다중 블록 읽기의 효과는 대기 이벤트로 드러난다. 전체 스캔의 다중 블록 읽기는 db file scattered read로 집계되고, 인덱스 단일 블록 랜덤 읽기는 db file sequential read로 집계된다(이름이 직관과 반대라는 점은 14장에서 다뤘다). 따라서 다중 블록 읽기 크기를 바꾼 전후로 db file scattered read의 평균 대기 시간과 전체 스캔 소요 시간을 비교하면, 설정 변경이 실제로 순차 스캔을 개선했는지 판정할 수 있다. 이것이 실습 04에서 조치 전후를 비교하는 방식이다.</w:t>
+        <w:t>다중 블록 읽기의 효과는 대기 이벤트로 드러난다. 전체 스캔의 다중 블록 읽기는 db file scattered read로 집계되고, 인덱스 단일 블록 랜덤 읽기는 db file sequential read로 집계된다(이름이 직관과 반대라는 점은 ch27에서 다뤘다). 따라서 다중 블록 읽기 크기를 바꾼 전후로 db file scattered read의 평균 대기 시간과 전체 스캔 소요 시간을 비교하면, 설정 변경이 실제로 순차 스캔을 개선했는지 판정할 수 있다. 이것이 실습 04에서 조치 전후를 비교하는 방식이다.</w:t>
       </w:r>
     </w:p>
     <w:p>
@@ -2494,7 +2494,7 @@
         <w:pStyle w:val="ListBullet"/>
       </w:pPr>
       <w:r>
-        <w:t>OS CPU 사용률이 높고 그 대부분이 오라클 프로세스가 쓴 것이며 DB Time에서 DB CPU 비중도 높다 → 병목은 DB 안이다. CPU를 많이 쓰는 SQL을 찾아 튜닝한다(13·14장).</w:t>
+        <w:t>OS CPU 사용률이 높고 그 대부분이 오라클 프로세스가 쓴 것이며 DB Time에서 DB CPU 비중도 높다 → 병목은 DB 안이다. CPU를 많이 쓰는 SQL을 찾아 튜닝한다(ch26·ch27).</w:t>
       </w:r>
     </w:p>
     <w:p>
@@ -2510,12 +2510,12 @@
         <w:pStyle w:val="ListBullet"/>
       </w:pPr>
       <w:r>
-        <w:t>OS CPU는 한가한데 DB Time의 대부분이 대기다 → CPU 병목이 아니라 I/O·잠금 등 다른 자원 대기다. 20.2~20.4의 I/O 진단이나 14장의 대기 분석으로 넘어간다.</w:t>
+        <w:t>OS CPU는 한가한데 DB Time의 대부분이 대기다 → CPU 병목이 아니라 I/O·잠금 등 다른 자원 대기다. 20.2~20.4의 I/O 진단이나 ch27의 대기 분석으로 넘어간다.</w:t>
       </w:r>
     </w:p>
     <w:p>
       <w:r>
-        <w:t>실측 상황을 이 논리에 대입하면, CPU 사용률 약 1.8퍼센트·LOAD 0.21은 '캡처 순간 부하가 없었다'는 신호다. 1장에서 성능 지표는 부하가 있어야 나타난다고 했듯, 이 무부하 상태에서는 병목을 논할 수 없다. 그래서 실제 판정 실습(실습 05)은 공용 부하 스크립트 WL_02_io로 I/O·CPU 부하를 유발한 뒤, 그 구간의 OS 사용률 델타와 DB Time 델타를 함께 계산해 병목의 위치를 가른다. 무부하 실측은 '지표가 낮다고 좋은 것이 아니라 잴 대상이 없었다'는 것을 다시 확인시켜 주는 대조군이다.</w:t>
+        <w:t>실측 상황을 이 논리에 대입하면, CPU 사용률 약 1.8퍼센트·LOAD 0.21은 '캡처 순간 부하가 없었다'는 신호다. ch15에서 성능 지표는 부하가 있어야 나타난다고 했듯, 이 무부하 상태에서는 병목을 논할 수 없다. 그래서 실제 판정 실습(실습 05)은 공용 부하 스크립트 WL_02_io로 I/O·CPU 부하를 유발한 뒤, 그 구간의 OS 사용률 델타와 DB Time 델타를 함께 계산해 병목의 위치를 가른다. 무부하 실측은 '지표가 낮다고 좋은 것이 아니라 잴 대상이 없었다'는 것을 다시 확인시켜 주는 대조군이다.</w:t>
       </w:r>
     </w:p>
     <w:p>
@@ -2533,7 +2533,7 @@
     </w:p>
     <w:p>
       <w:r>
-        <w:t>실측에서 물리 메모리는 약 7.5GiB다. 16장에서 확인했듯 이 인스턴스는 ASMM(MEMORY_TARGET=0, SGA_TARGET&gt;0)으로 운영된다. 만약 SGA_TARGET과 PGA_AGGREGATE_TARGET의 합이 물리 메모리에 근접하거나, 여기에 OS와 다른 프로세스가 쓰는 메모리까지 더해 물리 메모리를 초과하면 스와핑 위험이 커진다. 여기서 이 장의 가장 중요한 오조치 경계가 나온다. 스와핑 중인 서버에서 SGA를 더 키우는 것은 최악의 조치다. 버퍼 캐시를 늘리려고 SGA를 키우면 물리 메모리를 더 잠식해 스와핑이 심해지고, 늘린 캐시는 스왑으로 나가 있어 오히려 더 느려진다. 스와핑이 확인되면 SGA를 줄이거나 물리 메모리를 늘려야지, 절대 키우면 안 된다.</w:t>
+        <w:t>실측에서 물리 메모리는 약 7.5GiB다. ch29에서 확인했듯 이 인스턴스는 ASMM(MEMORY_TARGET=0, SGA_TARGET&gt;0)으로 운영된다. 만약 SGA_TARGET과 PGA_AGGREGATE_TARGET의 합이 물리 메모리에 근접하거나, 여기에 OS와 다른 프로세스가 쓰는 메모리까지 더해 물리 메모리를 초과하면 스와핑 위험이 커진다. 여기서 이 장의 가장 중요한 오조치 경계가 나온다. 스와핑 중인 서버에서 SGA를 더 키우는 것은 최악의 조치다. 버퍼 캐시를 늘리려고 SGA를 키우면 물리 메모리를 더 잠식해 스와핑이 심해지고, 늘린 캐시는 스왑으로 나가 있어 오히려 더 느려진다. 스와핑이 확인되면 SGA를 줄이거나 물리 메모리를 늘려야지, 절대 키우면 안 된다.</w:t>
       </w:r>
     </w:p>
     <w:tbl>
@@ -2594,7 +2594,7 @@
                 <w:rFonts w:ascii="맑은 고딕" w:hAnsi="맑은 고딕" w:eastAsia="맑은 고딕"/>
                 <w:sz w:val="21"/>
               </w:rPr>
-              <w:t>판정: 물리 메모리 대비 이미 메모리가 부족하고 스왑 인/아웃이 관측되면, SGA를 키우는 것은 스와핑을 악화시킨다. 히트율(17장의 함정)은 원인이 아니라 증상일 수 있다.</w:t>
+              <w:t>판정: 물리 메모리 대비 이미 메모리가 부족하고 스왑 인/아웃이 관측되면, SGA를 키우는 것은 스와핑을 악화시킨다. 히트율(ch31의 함정)은 원인이 아니라 증상일 수 있다.</w:t>
             </w:r>
           </w:p>
           <w:p>
@@ -2632,7 +2632,7 @@
     </w:p>
     <w:p>
       <w:r>
-        <w:t>그래서 이 이벤트는 대기 클래스가 Idle로 분류된다. 14장에서 Idle 이벤트를 병목으로 오판하는 사례를 교정했듯, 성능 진단에서는 Idle 대기를 DB Time 병목 계산에서 제외해야 한다. 만약 이 값을 병목으로 착각해 네트워크 팀에 조사를 요청하면, 정작 원인(느린 SQL, 잠금 대기 등)은 그대로 둔 채 엉뚱한 곳을 뒤지게 된다. 진짜 네트워크 지연은 다른 이벤트로 드러난다. SQL*Net message from client가 아니라, 데이터를 실제로 주고받는 SQL*Net more data to client / from client, 또는 데이터베이스 링크의 SQL*Net message from dblink 같은 이벤트가 비정상적으로 크고 전송량 대비 시간이 길 때 네트워크를 의심한다.</w:t>
+        <w:t>그래서 이 이벤트는 대기 클래스가 Idle로 분류된다. ch27에서 Idle 이벤트를 병목으로 오판하는 사례를 교정했듯, 성능 진단에서는 Idle 대기를 DB Time 병목 계산에서 제외해야 한다. 만약 이 값을 병목으로 착각해 네트워크 팀에 조사를 요청하면, 정작 원인(느린 SQL, 잠금 대기 등)은 그대로 둔 채 엉뚱한 곳을 뒤지게 된다. 진짜 네트워크 지연은 다른 이벤트로 드러난다. SQL*Net message from client가 아니라, 데이터를 실제로 주고받는 SQL*Net more data to client / from client, 또는 데이터베이스 링크의 SQL*Net message from dblink 같은 이벤트가 비정상적으로 크고 전송량 대비 시간이 길 때 네트워크를 의심한다.</w:t>
       </w:r>
     </w:p>
     <w:tbl>
@@ -2903,17 +2903,17 @@
     </w:p>
     <w:p>
       <w:r>
-        <w:t>이 절은 20장의 마무리이자 이 과정 전체의 마무리다. 1장에서 세운 순환, 측정 → 병목 지목 → 원인 규명 → 조치 → 재측정을 I/O·OS 진단에 그대로 대입하면 스무 개 장이 하나의 방법론이었음이 드러난다.</w:t>
+        <w:t>이 절은 ch34의 마무리이자 이 과정 전체의 마무리다. ch15에서 세운 순환, 측정 → 병목 지목 → 원인 규명 → 조치 → 재측정을 I/O·OS 진단에 그대로 대입하면 스무 개 장이 하나의 방법론이었음이 드러난다.</w:t>
       </w:r>
     </w:p>
     <w:p>
       <w:r>
-        <w:t>측정 단계에서는 DB Time을 축으로 삼아(1·5장) 대기 이벤트를 분해하고(14장), 그 대기가 I/O로 향하면 V$FILESTAT·V$IOSTAT_FILE로 파일 분포를(20.2), 자원 밖으로 향하면 V$OSSTAT로 CPU·메모리를(20.5) 읽는다. 진단 단계에서는 병목이 DB 안인지 밖인지를 가른다. 안이면 SQL·구성·메모리(16~19장), 밖이면 스토리지·CPU·메모리·네트워크(20장)다. 이 갈림이 20장의 존재 이유다. 조치 단계에서는 원인에 맞는 처방을 한다. I/O가 병목이고 스토리지가 한계면 CALIBRATE_IO로 근거를 만들어 증설을 판단하고(20.3), 비동기 I/O가 꺼져 있으면 켜고(20.4), CPU가 포화면 SQL을 튜닝하거나 자원을 관리하며, 메모리가 부족하면 스와핑부터 해소한다(SGA를 키우지 않는다). 재측정 단계에서는 같은 지표를 같은 방식(델타)으로 다시 재어 개선을 판정한다. 조치 전 캡처가 없으면 이 판정이 불가능하다는 것이 이 과정이 처음부터 강조한 규율이다.</w:t>
+        <w:t>측정 단계에서는 DB Time을 축으로 삼아(ch15·ch19) 대기 이벤트를 분해하고(ch27), 그 대기가 I/O로 향하면 V$FILESTAT·V$IOSTAT_FILE로 파일 분포를(20.2), 자원 밖으로 향하면 V$OSSTAT로 CPU·메모리를(20.5) 읽는다. 진단 단계에서는 병목이 DB 안인지 밖인지를 가른다. 안이면 SQL·구성·메모리(ch29~ch33), 밖이면 스토리지·CPU·메모리·네트워크(ch34)다. 이 갈림이 ch34의 존재 이유다. 조치 단계에서는 원인에 맞는 처방을 한다. I/O가 병목이고 스토리지가 한계면 CALIBRATE_IO로 근거를 만들어 증설을 판단하고(20.3), 비동기 I/O가 꺼져 있으면 켜고(20.4), CPU가 포화면 SQL을 튜닝하거나 자원을 관리하며, 메모리가 부족하면 스와핑부터 해소한다(SGA를 키우지 않는다). 재측정 단계에서는 같은 지표를 같은 방식(델타)으로 다시 재어 개선을 판정한다. 조치 전 캡처가 없으면 이 판정이 불가능하다는 것이 이 과정이 처음부터 강조한 규율이다.</w:t>
       </w:r>
     </w:p>
     <w:p>
       <w:r>
-        <w:t>마지막으로, 20장이 이 과정에 놓이는 위치를 분명히 해 둔다. 이 과정은 인스턴스·시스템 층위의 진단에서 멈춘다. '어느 SQL을 어떻게 다시 쓸 것인가'는 SQL 튜닝의 영역이고, OS 자체를 깊이 튜닝하는 것은 시스템 관리자의 영역이다. 20장의 역할은 그 경계를 긋는 것이다. 병목이 SQL이면 SQL 튜닝으로, OS 자원 자체가 부족하면 인프라 증설로 넘긴다. 데이터베이스 DBA가 할 일은 '어디가 병목인지 근거를 가지고 지목해, 옳은 팀에 옳은 문제를 넘기는 것'이다. 그 지목의 마지막 조각, 곧 병목이 DB 밖에 있는지를 가리는 것이 20장이 이 과정에 더한 것이다.</w:t>
+        <w:t>마지막으로, ch34이 이 과정에 놓이는 위치를 분명히 해 둔다. 이 과정은 인스턴스·시스템 층위의 진단에서 멈춘다. '어느 SQL을 어떻게 다시 쓸 것인가'는 SQL 튜닝의 영역이고, OS 자체를 깊이 튜닝하는 것은 시스템 관리자의 영역이다. ch34의 역할은 그 경계를 긋는 것이다. 병목이 SQL이면 SQL 튜닝으로, OS 자원 자체가 부족하면 인프라 증설로 넘긴다. 데이터베이스 DBA가 할 일은 '어디가 병목인지 근거를 가지고 지목해, 옳은 팀에 옳은 문제를 넘기는 것'이다. 그 지목의 마지막 조각, 곧 병목이 DB 밖에 있는지를 가리는 것이 ch34이 이 과정에 더한 것이다.</w:t>
       </w:r>
     </w:p>
     <w:p>
@@ -2985,7 +2985,7 @@
         <w:pStyle w:val="ListBullet"/>
       </w:pPr>
       <w:r>
-        <w:t>전 과정은 측정 → 진단 → 조치 → 재측정의 한 순환이다. 20장은 그 진단에서 '병목이 DB 밖인가'를 가르는 마지막 조각을 더한다.</w:t>
+        <w:t>전 과정은 측정 → 진단 → 조치 → 재측정의 한 순환이다. ch34은 그 진단에서 '병목이 DB 밖인가'를 가르는 마지막 조각을 더한다.</w:t>
       </w:r>
     </w:p>
     <w:p>
@@ -3167,7 +3167,7 @@
     </w:p>
     <w:p>
       <w:r>
-        <w:t>이로써 이 과정의 스무 개 장이 모두 끝난다. 1장에서 '측정 없는 튜닝은 도박'이라 했고, 마지막 20장에서 '병목이 DB 밖이면 DB 안에서 고칠 수 없다'고 했다. 두 문장은 같은 규율의 처음과 끝이다. 무엇을 재고, 어디가 병목인지 근거를 가지고 지목하고, 옳은 조치를 한 뒤 다시 재어 판정하라. 이 순환을 스스로 돌릴 수 있다면, 이 과정의 목표는 이룬 것이다.</w:t>
+        <w:t>이로써 이 과정의 스무 개 장이 모두 끝난다. ch15에서 '측정 없는 튜닝은 도박'이라 했고, 마지막 ch34에서 '병목이 DB 밖이면 DB 안에서 고칠 수 없다'고 했다. 두 문장은 같은 규율의 처음과 끝이다. 무엇을 재고, 어디가 병목인지 근거를 가지고 지목하고, 옳은 조치를 한 뒤 다시 재어 판정하라. 이 순환을 스스로 돌릴 수 있다면, 이 과정의 목표는 이룬 것이다.</w:t>
       </w:r>
     </w:p>
     <w:sectPr>

--- a/DBTUNING/ch34_IO구성_OS자원관리/ch34_IO구성과OS자원관리.docx
+++ b/DBTUNING/ch34_IO구성_OS자원관리/ch34_IO구성과OS자원관리.docx
@@ -7,7 +7,7 @@
         <w:pStyle w:val="Heading1"/>
       </w:pPr>
       <w:r>
-        <w:t>제ch34  I/O 구성과 OS 자원 관리</w:t>
+        <w:t>ch34  I/O 구성과 OS 자원 관리</w:t>
       </w:r>
     </w:p>
     <w:p>

--- a/DBTUNING/ch34_IO구성_OS자원관리/ch34_IO구성과OS자원관리.docx
+++ b/DBTUNING/ch34_IO구성_OS자원관리/ch34_IO구성과OS자원관리.docx
@@ -30,7 +30,7 @@
         <w:pStyle w:val="Heading2"/>
       </w:pPr>
       <w:r>
-        <w:t>20.1  학습 목표</w:t>
+        <w:t>34.1  학습 목표</w:t>
       </w:r>
     </w:p>
     <w:p>
@@ -107,7 +107,7 @@
         <w:pStyle w:val="Heading2"/>
       </w:pPr>
       <w:r>
-        <w:t>20.2  데이터파일별 I/O 분포 — 편중을 어떻게 판별하는가</w:t>
+        <w:t>34.2  데이터파일별 I/O 분포 — 편중을 어떻게 판별하는가</w:t>
       </w:r>
     </w:p>
     <w:p>
@@ -671,7 +671,7 @@
     </w:tbl>
     <w:p>
       <w:r>
-        <w:t>여기서 눈에 띄는 것은 Control File의 소량 읽기 요청이 113,662회로 압도적이라는 점이다. 컨트롤 파일은 체크포인트·로그 스위치·아카이브 등에서 잦게 접근되므로 요청 수가 많은 것이 정상이며, 크기가 작아 대량 읽기는 거의 없다. Data File 쪽은 대량 읽기 메가바이트(LG_RD_MB)가 소량 읽기(SM_RD_MB)보다 큰 행들이 보인다. 이는 전체 스캔 같은 순차 대량 I/O가 상당하다는 뜻으로, 다중 블록 읽기 설정(20.4절)이 성능에 직접 영향을 준다는 근거가 된다. 반대로 소량 읽기 요청이 대량 읽기보다 압도적인 워크로드라면 랜덤 단일 블록 I/O가 지배적이므로, 이때는 IOPS와 지연이 더 중요한 지표가 된다.</w:t>
+        <w:t>여기서 눈에 띄는 것은 Control File의 소량 읽기 요청이 113,662회로 압도적이라는 점이다. 컨트롤 파일은 체크포인트·로그 스위치·아카이브 등에서 잦게 접근되므로 요청 수가 많은 것이 정상이며, 크기가 작아 대량 읽기는 거의 없다. Data File 쪽은 대량 읽기 메가바이트(LG_RD_MB)가 소량 읽기(SM_RD_MB)보다 큰 행들이 보인다. 이는 전체 스캔 같은 순차 대량 I/O가 상당하다는 뜻으로, 다중 블록 읽기 설정(34.4절)이 성능에 직접 영향을 준다는 근거가 된다. 반대로 소량 읽기 요청이 대량 읽기보다 압도적인 워크로드라면 랜덤 단일 블록 I/O가 지배적이므로, 이때는 IOPS와 지연이 더 중요한 지표가 된다.</w:t>
       </w:r>
     </w:p>
     <w:tbl>
@@ -755,7 +755,7 @@
         <w:pStyle w:val="Heading2"/>
       </w:pPr>
       <w:r>
-        <w:t>20.3  I/O 캘리브레이션 — 스토리지 성능을 실측한다</w:t>
+        <w:t>34.3  I/O 캘리브레이션 — 스토리지 성능을 실측한다</w:t>
       </w:r>
     </w:p>
     <w:p>
@@ -1682,7 +1682,7 @@
         <w:pStyle w:val="Heading2"/>
       </w:pPr>
       <w:r>
-        <w:t>20.4  비동기 I/O와 다중 블록 읽기</w:t>
+        <w:t>34.4  비동기 I/O와 다중 블록 읽기</w:t>
       </w:r>
     </w:p>
     <w:p>
@@ -2234,7 +2234,7 @@
         <w:pStyle w:val="Heading2"/>
       </w:pPr>
       <w:r>
-        <w:t>20.5  병목이 DB 안인가 밖인가 — OS 자원 판별</w:t>
+        <w:t>34.5  병목이 DB 안인가 밖인가 — OS 자원 판별</w:t>
       </w:r>
     </w:p>
     <w:p>
@@ -2510,7 +2510,7 @@
         <w:pStyle w:val="ListBullet"/>
       </w:pPr>
       <w:r>
-        <w:t>OS CPU는 한가한데 DB Time의 대부분이 대기다 → CPU 병목이 아니라 I/O·잠금 등 다른 자원 대기다. 20.2~20.4의 I/O 진단이나 ch27의 대기 분석으로 넘어간다.</w:t>
+        <w:t>OS CPU는 한가한데 DB Time의 대부분이 대기다 → CPU 병목이 아니라 I/O·잠금 등 다른 자원 대기다. 34.2~34.4의 I/O 진단이나 ch27의 대기 분석으로 넘어간다.</w:t>
       </w:r>
     </w:p>
     <w:p>
@@ -2617,7 +2617,7 @@
         <w:pStyle w:val="Heading2"/>
       </w:pPr>
       <w:r>
-        <w:t>20.6  네트워크 지연 오판 — SQL*Net message from client</w:t>
+        <w:t>34.6  네트워크 지연 오판 — SQL*Net message from client</w:t>
       </w:r>
     </w:p>
     <w:p>
@@ -2898,7 +2898,7 @@
         <w:pStyle w:val="Heading2"/>
       </w:pPr>
       <w:r>
-        <w:t>20.7  측정 → 진단 → 조치 → 재측정 — 과정 전체를 한 번 꿰다</w:t>
+        <w:t>34.7  측정 → 진단 → 조치 → 재측정 — 과정 전체를 한 번 꿰다</w:t>
       </w:r>
     </w:p>
     <w:p>
@@ -2908,7 +2908,7 @@
     </w:p>
     <w:p>
       <w:r>
-        <w:t>측정 단계에서는 DB Time을 축으로 삼아(ch15·ch19) 대기 이벤트를 분해하고(ch27), 그 대기가 I/O로 향하면 V$FILESTAT·V$IOSTAT_FILE로 파일 분포를(20.2), 자원 밖으로 향하면 V$OSSTAT로 CPU·메모리를(20.5) 읽는다. 진단 단계에서는 병목이 DB 안인지 밖인지를 가른다. 안이면 SQL·구성·메모리(ch29~ch33), 밖이면 스토리지·CPU·메모리·네트워크(ch34)다. 이 갈림이 ch34의 존재 이유다. 조치 단계에서는 원인에 맞는 처방을 한다. I/O가 병목이고 스토리지가 한계면 CALIBRATE_IO로 근거를 만들어 증설을 판단하고(20.3), 비동기 I/O가 꺼져 있으면 켜고(20.4), CPU가 포화면 SQL을 튜닝하거나 자원을 관리하며, 메모리가 부족하면 스와핑부터 해소한다(SGA를 키우지 않는다). 재측정 단계에서는 같은 지표를 같은 방식(델타)으로 다시 재어 개선을 판정한다. 조치 전 캡처가 없으면 이 판정이 불가능하다는 것이 이 과정이 처음부터 강조한 규율이다.</w:t>
+        <w:t>측정 단계에서는 DB Time을 축으로 삼아(ch15·ch19) 대기 이벤트를 분해하고(ch27), 그 대기가 I/O로 향하면 V$FILESTAT·V$IOSTAT_FILE로 파일 분포를(34.2), 자원 밖으로 향하면 V$OSSTAT로 CPU·메모리를(34.5) 읽는다. 진단 단계에서는 병목이 DB 안인지 밖인지를 가른다. 안이면 SQL·구성·메모리(ch29~ch33), 밖이면 스토리지·CPU·메모리·네트워크(ch34)다. 이 갈림이 ch34의 존재 이유다. 조치 단계에서는 원인에 맞는 처방을 한다. I/O가 병목이고 스토리지가 한계면 CALIBRATE_IO로 근거를 만들어 증설을 판단하고(34.3), 비동기 I/O가 꺼져 있으면 켜고(34.4), CPU가 포화면 SQL을 튜닝하거나 자원을 관리하며, 메모리가 부족하면 스와핑부터 해소한다(SGA를 키우지 않는다). 재측정 단계에서는 같은 지표를 같은 방식(델타)으로 다시 재어 개선을 판정한다. 조치 전 캡처가 없으면 이 판정이 불가능하다는 것이 이 과정이 처음부터 강조한 규율이다.</w:t>
       </w:r>
     </w:p>
     <w:p>
@@ -2921,7 +2921,7 @@
         <w:pStyle w:val="Heading2"/>
       </w:pPr>
       <w:r>
-        <w:t>20.8  요약</w:t>
+        <w:t>34.8  요약</w:t>
       </w:r>
     </w:p>
     <w:p>
@@ -2993,7 +2993,7 @@
         <w:pStyle w:val="Heading2"/>
       </w:pPr>
       <w:r>
-        <w:t>20.9  퀴즈</w:t>
+        <w:t>34.9  퀴즈</w:t>
       </w:r>
     </w:p>
     <w:tbl>
@@ -3101,7 +3101,7 @@
         <w:pStyle w:val="Heading2"/>
       </w:pPr>
       <w:r>
-        <w:t>20.10  실습 개요</w:t>
+        <w:t>34.10  실습 개요</w:t>
       </w:r>
     </w:p>
     <w:p>

--- a/DBTUNING/ch34_IO구성_OS자원관리/ch34_IO구성과OS자원관리.docx
+++ b/DBTUNING/ch34_IO구성_OS자원관리/ch34_IO구성과OS자원관리.docx
@@ -2898,7 +2898,831 @@
         <w:pStyle w:val="Heading2"/>
       </w:pPr>
       <w:r>
-        <w:t>34.7  측정 → 진단 → 조치 → 재측정 — 과정 전체를 한 번 꿰다</w:t>
+        <w:t>34.7  리소스 관리자 — DB 가 자원을 나눠 준다</w:t>
+      </w:r>
+    </w:p>
+    <w:p>
+      <w:r>
+        <w:t>앞의 다섯 절은 병목이 데이터베이스 밖에 있는지를 가렸다. I/O 가 편중됐는지, 스토리지가 느린지, CPU 와 메모리가 모자라는지, 네트워크를 오판하고 있는지를 차례로 보았다. 그런데 자원이 모자란 것이 확인됐다고 해서 늘 증설이 답은 아니다. 같은 자원을 누구에게 먼저 줄 것인가를 정할 수 있다면, 증설 없이도 중요한 업무를 지킬 수 있다. 그 장치가 리소스 관리자(Database Resource Manager)다.</w:t>
+      </w:r>
+    </w:p>
+    <w:p>
+      <w:r>
+        <w:t>오해를 먼저 걷어 내자. 리소스 관리자는 자원을 늘려 주지 않는다. 모자랄 때 나누는 규칙일 뿐이다. 그리고 CPU 가 남아도는 동안에는 어떤 제한도 걸리지 않는다. 할당 비율은 경합이 생긴 순간에만 의미를 가진다. 이 두 가지를 분명히 해 두지 않으면 '70% 를 줬는데 왜 70% 만 쓰지 않느냐'는 질문이 반드시 나온다.</w:t>
+      </w:r>
+    </w:p>
+    <w:p>
+      <w:pPr>
+        <w:pStyle w:val="Heading3"/>
+      </w:pPr>
+      <w:r>
+        <w:t>20.7.1  왜 OS 가 아니라 DB 가 나눠야 하는가</w:t>
+      </w:r>
+    </w:p>
+    <w:p>
+      <w:r>
+        <w:t>운영체제 입장에서 야간 배치 세션과 온라인 조회 세션은 구분되지 않는다. 둘 다 똑같은 oracle 서버 프로세스이고, 전용 서버 구성에서는 접속마다 프로세스가 하나씩 뜬다. nice 값이나 cgroup 으로 프로세스를 눌러도 '어느 업무의 세션인가'를 알 수 없으니 정교하게 가를 수 없다. 세션의 정체를 아는 것은 데이터베이스뿐이다. 그래서 배분도 데이터베이스가 한다.</w:t>
+      </w:r>
+    </w:p>
+    <w:p>
+      <w:r>
+        <w:t>리소스 관리자는 세 겹으로 되어 있다. 세션을 묶는 소비자 그룹(consumer group), 그룹별 배분 규칙을 담는 플랜 지시어(plan directive), 지시어를 모아 놓은 리소스 플랜(resource plan)이다. 여기에 '어떤 세션을 어느 그룹에 넣을 것인가'를 정하는 매핑이 붙는다. 마지막으로 플랜을 인스턴스에 걸어야 비로소 동작한다. 이 마지막 단계를 빠뜨리는 일이 대단히 흔하다.</w:t>
+      </w:r>
+    </w:p>
+    <w:p>
+      <w:pPr>
+        <w:pStyle w:val="Heading3"/>
+      </w:pPr>
+      <w:r>
+        <w:t>20.7.2  구성 순서 — Pending Area 에서 만들고 SUBMIT 에서 검증된다</w:t>
+      </w:r>
+    </w:p>
+    <w:p>
+      <w:r>
+        <w:t>모든 변경은 미결 영역(Pending Area)을 거친다. CREATE_PENDING_AREA 로 열고, 그룹과 플랜과 지시어를 만들고, SUBMIT_PENDING_AREA 로 확정한다. 중요한 것은 검증 시점이다. 개별 호출은 거의 다 통과하고, 플랜 전체의 정합성은 SUBMIT 때 한꺼번에 검사된다. 그래서 SUBMIT 앞에 VALIDATE_PENDING_AREA 를 두는 습관이 필요하다.</w:t>
+      </w:r>
+    </w:p>
+    <w:tbl>
+      <w:tblPr>
+        <w:tblStyle w:val="TableGrid"/>
+        <w:tblW w:type="auto" w:w="0"/>
+        <w:tblLook w:firstColumn="1" w:firstRow="1" w:lastColumn="0" w:lastRow="0" w:noHBand="0" w:noVBand="1" w:val="04A0"/>
+      </w:tblPr>
+      <w:tblGrid>
+        <w:gridCol w:w="8640"/>
+      </w:tblGrid>
+      <w:tr>
+        <w:tc>
+          <w:tcPr>
+            <w:tcW w:type="dxa" w:w="8640"/>
+            <w:shd w:val="clear" w:color="auto" w:fill="1E1E1E"/>
+          </w:tcPr>
+          <w:p>
+            <w:pPr>
+              <w:spacing w:line="240" w:lineRule="auto" w:after="0" w:before="0"/>
+            </w:pPr>
+            <w:r>
+              <w:rPr>
+                <w:rFonts w:ascii="Consolas" w:hAnsi="Consolas"/>
+                <w:color w:val="F2F2F2"/>
+                <w:sz w:val="19"/>
+              </w:rPr>
+              <w:t>SYS@orcl&gt; EXEC DBMS_RESOURCE_MANAGER.CREATE_PENDING_AREA();</w:t>
+            </w:r>
+          </w:p>
+          <w:p>
+            <w:pPr>
+              <w:spacing w:line="240" w:lineRule="auto" w:after="0" w:before="0"/>
+            </w:pPr>
+            <w:r>
+              <w:rPr>
+                <w:rFonts w:ascii="Consolas" w:hAnsi="Consolas"/>
+                <w:color w:val="F2F2F2"/>
+                <w:sz w:val="19"/>
+              </w:rPr>
+              <w:t>SYS@orcl&gt; EXEC DBMS_RESOURCE_MANAGER.CREATE_CONSUMER_GROUP('OLTP_GROUP','온라인');</w:t>
+            </w:r>
+          </w:p>
+          <w:p>
+            <w:pPr>
+              <w:spacing w:line="240" w:lineRule="auto" w:after="0" w:before="0"/>
+            </w:pPr>
+            <w:r>
+              <w:rPr>
+                <w:rFonts w:ascii="Consolas" w:hAnsi="Consolas"/>
+                <w:color w:val="F2F2F2"/>
+                <w:sz w:val="19"/>
+              </w:rPr>
+              <w:t>SYS@orcl&gt; EXEC DBMS_RESOURCE_MANAGER.CREATE_PLAN('MY_WORK_PLAN','업무 시간 플랜');</w:t>
+            </w:r>
+          </w:p>
+          <w:p>
+            <w:pPr>
+              <w:spacing w:line="240" w:lineRule="auto" w:after="0" w:before="0"/>
+            </w:pPr>
+            <w:r>
+              <w:rPr>
+                <w:rFonts w:ascii="Consolas" w:hAnsi="Consolas"/>
+                <w:color w:val="F2F2F2"/>
+                <w:sz w:val="19"/>
+              </w:rPr>
+              <w:t>SYS@orcl&gt; EXEC DBMS_RESOURCE_MANAGER.CREATE_PLAN_DIRECTIVE(</w:t>
+            </w:r>
+          </w:p>
+          <w:p>
+            <w:pPr>
+              <w:spacing w:line="240" w:lineRule="auto" w:after="0" w:before="0"/>
+            </w:pPr>
+            <w:r>
+              <w:rPr>
+                <w:rFonts w:ascii="Consolas" w:hAnsi="Consolas"/>
+                <w:color w:val="F2F2F2"/>
+                <w:sz w:val="19"/>
+              </w:rPr>
+              <w:t xml:space="preserve">            PLAN=&gt;'MY_WORK_PLAN', GROUP_OR_SUBPLAN=&gt;'OLTP_GROUP', MGMT_P1=&gt;70);</w:t>
+            </w:r>
+          </w:p>
+          <w:p>
+            <w:pPr>
+              <w:spacing w:line="240" w:lineRule="auto" w:after="0" w:before="0"/>
+            </w:pPr>
+            <w:r>
+              <w:rPr>
+                <w:rFonts w:ascii="Consolas" w:hAnsi="Consolas"/>
+                <w:color w:val="F2F2F2"/>
+                <w:sz w:val="19"/>
+              </w:rPr>
+              <w:t>SYS@orcl&gt; EXEC DBMS_RESOURCE_MANAGER.SUBMIT_PENDING_AREA();</w:t>
+            </w:r>
+          </w:p>
+          <w:p>
+            <w:pPr>
+              <w:spacing w:line="240" w:lineRule="auto" w:after="0" w:before="0"/>
+            </w:pPr>
+            <w:r>
+              <w:rPr>
+                <w:rFonts w:ascii="Consolas" w:hAnsi="Consolas"/>
+                <w:color w:val="F2F2F2"/>
+                <w:sz w:val="19"/>
+              </w:rPr>
+              <w:t>ORA-29377: OTHER_GROUPS 수요자 그룹은 MY_WORK_PLAN 상단 계획에 일부가 아닙니다</w:t>
+            </w:r>
+          </w:p>
+          <w:p>
+            <w:pPr>
+              <w:spacing w:line="240" w:lineRule="auto" w:after="0" w:before="0"/>
+            </w:pPr>
+            <w:r>
+              <w:rPr>
+                <w:rFonts w:ascii="Consolas" w:hAnsi="Consolas"/>
+                <w:color w:val="F2F2F2"/>
+                <w:sz w:val="19"/>
+              </w:rPr>
+              <w:t/>
+            </w:r>
+          </w:p>
+          <w:p>
+            <w:pPr>
+              <w:spacing w:line="240" w:lineRule="auto" w:after="0" w:before="0"/>
+            </w:pPr>
+            <w:r>
+              <w:rPr>
+                <w:rFonts w:ascii="Consolas" w:hAnsi="Consolas"/>
+                <w:color w:val="F2F2F2"/>
+                <w:sz w:val="19"/>
+              </w:rPr>
+              <w:t>-- OTHER_GROUPS 지시어를 넣고 다시 SUBMIT 하면</w:t>
+            </w:r>
+          </w:p>
+          <w:p>
+            <w:pPr>
+              <w:spacing w:line="240" w:lineRule="auto" w:after="0" w:before="0"/>
+            </w:pPr>
+            <w:r>
+              <w:rPr>
+                <w:rFonts w:ascii="Consolas" w:hAnsi="Consolas"/>
+                <w:color w:val="F2F2F2"/>
+                <w:sz w:val="19"/>
+              </w:rPr>
+              <w:t>PLAN            GROUP_OR_SUBPLAN       MGMT_P1</w:t>
+            </w:r>
+          </w:p>
+          <w:p>
+            <w:pPr>
+              <w:spacing w:line="240" w:lineRule="auto" w:after="0" w:before="0"/>
+            </w:pPr>
+            <w:r>
+              <w:rPr>
+                <w:rFonts w:ascii="Consolas" w:hAnsi="Consolas"/>
+                <w:color w:val="F2F2F2"/>
+                <w:sz w:val="19"/>
+              </w:rPr>
+              <w:t>--------------- ---------------------- -------</w:t>
+            </w:r>
+          </w:p>
+          <w:p>
+            <w:pPr>
+              <w:spacing w:line="240" w:lineRule="auto" w:after="0" w:before="0"/>
+            </w:pPr>
+            <w:r>
+              <w:rPr>
+                <w:rFonts w:ascii="Consolas" w:hAnsi="Consolas"/>
+                <w:color w:val="F2F2F2"/>
+                <w:sz w:val="19"/>
+              </w:rPr>
+              <w:t>MY_WORK_PLAN    OLTP_GROUP                  70</w:t>
+            </w:r>
+          </w:p>
+          <w:p>
+            <w:pPr>
+              <w:spacing w:line="240" w:lineRule="auto" w:after="0" w:before="0"/>
+            </w:pPr>
+            <w:r>
+              <w:rPr>
+                <w:rFonts w:ascii="Consolas" w:hAnsi="Consolas"/>
+                <w:color w:val="F2F2F2"/>
+                <w:sz w:val="19"/>
+              </w:rPr>
+              <w:t>MY_WORK_PLAN    PTW_BATCH_GROUP             20</w:t>
+            </w:r>
+          </w:p>
+          <w:p>
+            <w:pPr>
+              <w:spacing w:line="240" w:lineRule="auto" w:after="0" w:before="0"/>
+            </w:pPr>
+            <w:r>
+              <w:rPr>
+                <w:rFonts w:ascii="Consolas" w:hAnsi="Consolas"/>
+                <w:color w:val="F2F2F2"/>
+                <w:sz w:val="19"/>
+              </w:rPr>
+              <w:t>MY_WORK_PLAN    OTHER_GROUPS                10</w:t>
+            </w:r>
+          </w:p>
+        </w:tc>
+      </w:tr>
+    </w:tbl>
+    <w:p>
+      <w:r>
+        <w:t/>
+      </w:r>
+    </w:p>
+    <w:p>
+      <w:r>
+        <w:t>ORA-29377 은 최상위 플랜에 OTHER_GROUPS 지시어가 없을 때 나온다. 어느 그룹에도 매핑되지 않은 세션은 모두 OTHER_GROUPS 로 가므로, 그 그룹의 몫이 정의돼 있지 않으면 플랜이 성립하지 않는다. 세션을 그룹에 넣으려면 먼저 GRANT_SWITCH_CONSUMER_GROUP 으로 전환 권한을 주고, SET_CONSUMER_GROUP_MAPPING 으로 매핑 규칙을 건다. 매핑은 사용자뿐 아니라 서비스·모듈·클라이언트 프로그램으로도 걸 수 있어, 같은 계정이 쓰는 배치와 온라인을 갈라 놓을 수 있다. 구버전의 SET_INITIAL_CONSUMER_GROUP 은 19c 에서도 동작하지만 비권장이다.</w:t>
+      </w:r>
+    </w:p>
+    <w:p>
+      <w:pPr>
+        <w:pStyle w:val="Heading3"/>
+      </w:pPr>
+      <w:r>
+        <w:t>20.7.3  EMPHASIS 와 RATIO — 같은 컬럼이 다른 뜻이다</w:t>
+      </w:r>
+    </w:p>
+    <w:p>
+      <w:r>
+        <w:t>CPU 배분 방식은 두 가지다. 기본값 EMPHASIS 에서 MGMT_P1~P8 은 백분율이고, 레벨마다 합이 100 을 넘을 수 없다. 레벨 1 에서 쓰고 남은 몫이 레벨 2 로 내려가는 구조라, 중요한 업무를 레벨 1 에 두고 여유 자원만 쓰게 할 업무를 레벨 2 에 둔다. RATIO 는 MGMT_P1 을 상대 가중치로 읽는다. 합계 제한이 없고 레벨 1 만 쓴다. 그룹이 자주 늘고 주는 환경에서 손이 덜 간다.</w:t>
+      </w:r>
+    </w:p>
+    <w:tbl>
+      <w:tblPr>
+        <w:tblStyle w:val="TableGrid"/>
+        <w:tblW w:type="auto" w:w="0"/>
+        <w:tblLook w:firstColumn="1" w:firstRow="1" w:lastColumn="0" w:lastRow="0" w:noHBand="0" w:noVBand="1" w:val="04A0"/>
+      </w:tblPr>
+      <w:tblGrid>
+        <w:gridCol w:w="8640"/>
+      </w:tblGrid>
+      <w:tr>
+        <w:tc>
+          <w:tcPr>
+            <w:tcW w:type="dxa" w:w="8640"/>
+            <w:shd w:val="clear" w:color="auto" w:fill="1E1E1E"/>
+          </w:tcPr>
+          <w:p>
+            <w:pPr>
+              <w:spacing w:line="240" w:lineRule="auto" w:after="0" w:before="0"/>
+            </w:pPr>
+            <w:r>
+              <w:rPr>
+                <w:rFonts w:ascii="Consolas" w:hAnsi="Consolas"/>
+                <w:color w:val="F2F2F2"/>
+                <w:sz w:val="19"/>
+              </w:rPr>
+              <w:t>-- RATIO 플랜 : 4 : 3 : 2 : 1</w:t>
+            </w:r>
+          </w:p>
+          <w:p>
+            <w:pPr>
+              <w:spacing w:line="240" w:lineRule="auto" w:after="0" w:before="0"/>
+            </w:pPr>
+            <w:r>
+              <w:rPr>
+                <w:rFonts w:ascii="Consolas" w:hAnsi="Consolas"/>
+                <w:color w:val="F2F2F2"/>
+                <w:sz w:val="19"/>
+              </w:rPr>
+              <w:t>SYS@orcl&gt; SELECT group_or_subplan, mgmt_p1,</w:t>
+            </w:r>
+          </w:p>
+          <w:p>
+            <w:pPr>
+              <w:spacing w:line="240" w:lineRule="auto" w:after="0" w:before="0"/>
+            </w:pPr>
+            <w:r>
+              <w:rPr>
+                <w:rFonts w:ascii="Consolas" w:hAnsi="Consolas"/>
+                <w:color w:val="F2F2F2"/>
+                <w:sz w:val="19"/>
+              </w:rPr>
+              <w:t xml:space="preserve">            ROUND(mgmt_p1 / SUM(mgmt_p1) OVER () * 100, 1) AS pct_cpu</w:t>
+            </w:r>
+          </w:p>
+          <w:p>
+            <w:pPr>
+              <w:spacing w:line="240" w:lineRule="auto" w:after="0" w:before="0"/>
+            </w:pPr>
+            <w:r>
+              <w:rPr>
+                <w:rFonts w:ascii="Consolas" w:hAnsi="Consolas"/>
+                <w:color w:val="F2F2F2"/>
+                <w:sz w:val="19"/>
+              </w:rPr>
+              <w:t xml:space="preserve">            FROM dba_rsrc_plan_directives WHERE plan = 'RATIO_PLAN';</w:t>
+            </w:r>
+          </w:p>
+          <w:p>
+            <w:pPr>
+              <w:spacing w:line="240" w:lineRule="auto" w:after="0" w:before="0"/>
+            </w:pPr>
+            <w:r>
+              <w:rPr>
+                <w:rFonts w:ascii="Consolas" w:hAnsi="Consolas"/>
+                <w:color w:val="F2F2F2"/>
+                <w:sz w:val="19"/>
+              </w:rPr>
+              <w:t/>
+            </w:r>
+          </w:p>
+          <w:p>
+            <w:pPr>
+              <w:spacing w:line="240" w:lineRule="auto" w:after="0" w:before="0"/>
+            </w:pPr>
+            <w:r>
+              <w:rPr>
+                <w:rFonts w:ascii="Consolas" w:hAnsi="Consolas"/>
+                <w:color w:val="F2F2F2"/>
+                <w:sz w:val="19"/>
+              </w:rPr>
+              <w:t>GROUP_OR_SUBPLAN        MGMT_P1    PCT_CPU</w:t>
+            </w:r>
+          </w:p>
+          <w:p>
+            <w:pPr>
+              <w:spacing w:line="240" w:lineRule="auto" w:after="0" w:before="0"/>
+            </w:pPr>
+            <w:r>
+              <w:rPr>
+                <w:rFonts w:ascii="Consolas" w:hAnsi="Consolas"/>
+                <w:color w:val="F2F2F2"/>
+                <w:sz w:val="19"/>
+              </w:rPr>
+              <w:t>-------------------- ---------- ----------</w:t>
+            </w:r>
+          </w:p>
+          <w:p>
+            <w:pPr>
+              <w:spacing w:line="240" w:lineRule="auto" w:after="0" w:before="0"/>
+            </w:pPr>
+            <w:r>
+              <w:rPr>
+                <w:rFonts w:ascii="Consolas" w:hAnsi="Consolas"/>
+                <w:color w:val="F2F2F2"/>
+                <w:sz w:val="19"/>
+              </w:rPr>
+              <w:t>OLTP_USERS                    4         40</w:t>
+            </w:r>
+          </w:p>
+          <w:p>
+            <w:pPr>
+              <w:spacing w:line="240" w:lineRule="auto" w:after="0" w:before="0"/>
+            </w:pPr>
+            <w:r>
+              <w:rPr>
+                <w:rFonts w:ascii="Consolas" w:hAnsi="Consolas"/>
+                <w:color w:val="F2F2F2"/>
+                <w:sz w:val="19"/>
+              </w:rPr>
+              <w:t>DSS_USERS                     3         30</w:t>
+            </w:r>
+          </w:p>
+          <w:p>
+            <w:pPr>
+              <w:spacing w:line="240" w:lineRule="auto" w:after="0" w:before="0"/>
+            </w:pPr>
+            <w:r>
+              <w:rPr>
+                <w:rFonts w:ascii="Consolas" w:hAnsi="Consolas"/>
+                <w:color w:val="F2F2F2"/>
+                <w:sz w:val="19"/>
+              </w:rPr>
+              <w:t>BATCH_USERS                   2         20</w:t>
+            </w:r>
+          </w:p>
+          <w:p>
+            <w:pPr>
+              <w:spacing w:line="240" w:lineRule="auto" w:after="0" w:before="0"/>
+            </w:pPr>
+            <w:r>
+              <w:rPr>
+                <w:rFonts w:ascii="Consolas" w:hAnsi="Consolas"/>
+                <w:color w:val="F2F2F2"/>
+                <w:sz w:val="19"/>
+              </w:rPr>
+              <w:t>OTHER_GROUPS                  1         10</w:t>
+            </w:r>
+          </w:p>
+          <w:p>
+            <w:pPr>
+              <w:spacing w:line="240" w:lineRule="auto" w:after="0" w:before="0"/>
+            </w:pPr>
+            <w:r>
+              <w:rPr>
+                <w:rFonts w:ascii="Consolas" w:hAnsi="Consolas"/>
+                <w:color w:val="F2F2F2"/>
+                <w:sz w:val="19"/>
+              </w:rPr>
+              <w:t/>
+            </w:r>
+          </w:p>
+          <w:p>
+            <w:pPr>
+              <w:spacing w:line="240" w:lineRule="auto" w:after="0" w:before="0"/>
+            </w:pPr>
+            <w:r>
+              <w:rPr>
+                <w:rFonts w:ascii="Consolas" w:hAnsi="Consolas"/>
+                <w:color w:val="F2F2F2"/>
+                <w:sz w:val="19"/>
+              </w:rPr>
+              <w:t>-- EMPHASIS 에서 레벨 1 합을 120 으로 만들면</w:t>
+            </w:r>
+          </w:p>
+          <w:p>
+            <w:pPr>
+              <w:spacing w:line="240" w:lineRule="auto" w:after="0" w:before="0"/>
+            </w:pPr>
+            <w:r>
+              <w:rPr>
+                <w:rFonts w:ascii="Consolas" w:hAnsi="Consolas"/>
+                <w:color w:val="F2F2F2"/>
+                <w:sz w:val="19"/>
+              </w:rPr>
+              <w:t>ORA-29375: 값 합계 120(1 레벨, MY_WORK_PLAN 계획)이(가) 100을(를) 초과함</w:t>
+            </w:r>
+          </w:p>
+        </w:tc>
+      </w:tr>
+    </w:tbl>
+    <w:p>
+      <w:r>
+        <w:t/>
+      </w:r>
+    </w:p>
+    <w:p>
+      <w:r>
+        <w:t>같은 MGMT_P1 컬럼이 플랜의 방식에 따라 다르게 해석되므로, 남이 만든 플랜을 읽을 때는 DBA_RSRC_PLANS.MGMT_METHOD 를 먼저 본다. CREATE_PLAN 의 파라미터 이름은 MGMT_MTH 이지만 뷰의 컬럼 이름은 MGMT_METHOD 다. 파라미터 이름 그대로 조회하면 ORA-00904 가 난다.</w:t>
+      </w:r>
+    </w:p>
+    <w:p>
+      <w:pPr>
+        <w:pStyle w:val="Heading3"/>
+      </w:pPr>
+      <w:r>
+        <w:t>20.7.4  활성 세션 풀과 유휴 타임아웃 — 그리고 플랜 활성화</w:t>
+      </w:r>
+    </w:p>
+    <w:p>
+      <w:r>
+        <w:t>CPU 비율만으로는 막을 수 없는 것이 있다. 같은 그룹의 세션이 한꺼번에 수십 개 몰리면 비율과 무관하게 시스템이 흔들린다. 활성 세션 풀(ACTIVE_SESS_POOL_P1)은 '동시에 실행 중일 수 있는 세션 수'를 제한한다. 접속 수가 아니라 실행 중인 수라는 점이 중요하다. 풀이 차면 다음 세션은 큐에 들어가고, QUEUEING_P1 초를 넘기면 ORA-07454 로 끝난다. 유휴 세션을 정리하는 MAX_IDLE_TIME 과, 다른 세션을 막고 있는 유휴 세션만 더 짧게 끊는 MAX_IDLE_BLOCKER_TIME 도 같은 지시어에 함께 들어간다.</w:t>
+      </w:r>
+    </w:p>
+    <w:p>
+      <w:r>
+        <w:t>그리고 마지막 한 걸음. 여기까지는 '정의'를 만든 것일 뿐이다. RESOURCE_MANAGER_PLAN 에 플랜을 걸지 않으면 지시어는 한 줄도 동작하지 않는다. V$RSRC_PLAN 의 CPU_MANAGED 가 ON 인지로 확인한다. 아래는 활성 세션 풀을 1 로 조이고 세션 두 개를 동시에 띄운 실측이다.</w:t>
+      </w:r>
+    </w:p>
+    <w:tbl>
+      <w:tblPr>
+        <w:tblStyle w:val="TableGrid"/>
+        <w:tblW w:type="auto" w:w="0"/>
+        <w:tblLook w:firstColumn="1" w:firstRow="1" w:lastColumn="0" w:lastRow="0" w:noHBand="0" w:noVBand="1" w:val="04A0"/>
+      </w:tblPr>
+      <w:tblGrid>
+        <w:gridCol w:w="8640"/>
+      </w:tblGrid>
+      <w:tr>
+        <w:tc>
+          <w:tcPr>
+            <w:tcW w:type="dxa" w:w="8640"/>
+            <w:shd w:val="clear" w:color="auto" w:fill="1E1E1E"/>
+          </w:tcPr>
+          <w:p>
+            <w:pPr>
+              <w:spacing w:line="240" w:lineRule="auto" w:after="0" w:before="0"/>
+            </w:pPr>
+            <w:r>
+              <w:rPr>
+                <w:rFonts w:ascii="Consolas" w:hAnsi="Consolas"/>
+                <w:color w:val="F2F2F2"/>
+                <w:sz w:val="19"/>
+              </w:rPr>
+              <w:t>SYS@orcl&gt; ALTER SYSTEM SET resource_manager_plan='MY_WORK_PLAN' SCOPE=MEMORY;</w:t>
+            </w:r>
+          </w:p>
+          <w:p>
+            <w:pPr>
+              <w:spacing w:line="240" w:lineRule="auto" w:after="0" w:before="0"/>
+            </w:pPr>
+            <w:r>
+              <w:rPr>
+                <w:rFonts w:ascii="Consolas" w:hAnsi="Consolas"/>
+                <w:color w:val="F2F2F2"/>
+                <w:sz w:val="19"/>
+              </w:rPr>
+              <w:t>SYS@orcl&gt; SELECT name, cpu_managed FROM v$rsrc_plan;</w:t>
+            </w:r>
+          </w:p>
+          <w:p>
+            <w:pPr>
+              <w:spacing w:line="240" w:lineRule="auto" w:after="0" w:before="0"/>
+            </w:pPr>
+            <w:r>
+              <w:rPr>
+                <w:rFonts w:ascii="Consolas" w:hAnsi="Consolas"/>
+                <w:color w:val="F2F2F2"/>
+                <w:sz w:val="19"/>
+              </w:rPr>
+              <w:t>MY_WORK_PLAN                     ON        -- 켜기 전에는 INTERNAL_PLAN / OFF</w:t>
+            </w:r>
+          </w:p>
+          <w:p>
+            <w:pPr>
+              <w:spacing w:line="240" w:lineRule="auto" w:after="0" w:before="0"/>
+            </w:pPr>
+            <w:r>
+              <w:rPr>
+                <w:rFonts w:ascii="Consolas" w:hAnsi="Consolas"/>
+                <w:color w:val="F2F2F2"/>
+                <w:sz w:val="19"/>
+              </w:rPr>
+              <w:t/>
+            </w:r>
+          </w:p>
+          <w:p>
+            <w:pPr>
+              <w:spacing w:line="240" w:lineRule="auto" w:after="0" w:before="0"/>
+            </w:pPr>
+            <w:r>
+              <w:rPr>
+                <w:rFonts w:ascii="Consolas" w:hAnsi="Consolas"/>
+                <w:color w:val="F2F2F2"/>
+                <w:sz w:val="19"/>
+              </w:rPr>
+              <w:t>-- 부하가 도는 동안</w:t>
+            </w:r>
+          </w:p>
+          <w:p>
+            <w:pPr>
+              <w:spacing w:line="240" w:lineRule="auto" w:after="0" w:before="0"/>
+            </w:pPr>
+            <w:r>
+              <w:rPr>
+                <w:rFonts w:ascii="Consolas" w:hAnsi="Consolas"/>
+                <w:color w:val="F2F2F2"/>
+                <w:sz w:val="19"/>
+              </w:rPr>
+              <w:t>NAME              ACTIVE_SESSIONS  QUEUE_LENGTH</w:t>
+            </w:r>
+          </w:p>
+          <w:p>
+            <w:pPr>
+              <w:spacing w:line="240" w:lineRule="auto" w:after="0" w:before="0"/>
+            </w:pPr>
+            <w:r>
+              <w:rPr>
+                <w:rFonts w:ascii="Consolas" w:hAnsi="Consolas"/>
+                <w:color w:val="F2F2F2"/>
+                <w:sz w:val="19"/>
+              </w:rPr>
+              <w:t>----------------- ---------------  ------------</w:t>
+            </w:r>
+          </w:p>
+          <w:p>
+            <w:pPr>
+              <w:spacing w:line="240" w:lineRule="auto" w:after="0" w:before="0"/>
+            </w:pPr>
+            <w:r>
+              <w:rPr>
+                <w:rFonts w:ascii="Consolas" w:hAnsi="Consolas"/>
+                <w:color w:val="F2F2F2"/>
+                <w:sz w:val="19"/>
+              </w:rPr>
+              <w:t>PTW_BATCH_GROUP                 1             1</w:t>
+            </w:r>
+          </w:p>
+          <w:p>
+            <w:pPr>
+              <w:spacing w:line="240" w:lineRule="auto" w:after="0" w:before="0"/>
+            </w:pPr>
+            <w:r>
+              <w:rPr>
+                <w:rFonts w:ascii="Consolas" w:hAnsi="Consolas"/>
+                <w:color w:val="F2F2F2"/>
+                <w:sz w:val="19"/>
+              </w:rPr>
+              <w:t/>
+            </w:r>
+          </w:p>
+          <w:p>
+            <w:pPr>
+              <w:spacing w:line="240" w:lineRule="auto" w:after="0" w:before="0"/>
+            </w:pPr>
+            <w:r>
+              <w:rPr>
+                <w:rFonts w:ascii="Consolas" w:hAnsi="Consolas"/>
+                <w:color w:val="F2F2F2"/>
+                <w:sz w:val="19"/>
+              </w:rPr>
+              <w:t>SID  USERNAME  EVENT                     CURRENT_QUEUE_DURATION</w:t>
+            </w:r>
+          </w:p>
+          <w:p>
+            <w:pPr>
+              <w:spacing w:line="240" w:lineRule="auto" w:after="0" w:before="0"/>
+            </w:pPr>
+            <w:r>
+              <w:rPr>
+                <w:rFonts w:ascii="Consolas" w:hAnsi="Consolas"/>
+                <w:color w:val="F2F2F2"/>
+                <w:sz w:val="19"/>
+              </w:rPr>
+              <w:t>---- --------- ------------------------- ----------------------</w:t>
+            </w:r>
+          </w:p>
+          <w:p>
+            <w:pPr>
+              <w:spacing w:line="240" w:lineRule="auto" w:after="0" w:before="0"/>
+            </w:pPr>
+            <w:r>
+              <w:rPr>
+                <w:rFonts w:ascii="Consolas" w:hAnsi="Consolas"/>
+                <w:color w:val="F2F2F2"/>
+                <w:sz w:val="19"/>
+              </w:rPr>
+              <w:t xml:space="preserve"> 603 SQLT      resmgr:become active                          11</w:t>
+            </w:r>
+          </w:p>
+          <w:p>
+            <w:pPr>
+              <w:spacing w:line="240" w:lineRule="auto" w:after="0" w:before="0"/>
+            </w:pPr>
+            <w:r>
+              <w:rPr>
+                <w:rFonts w:ascii="Consolas" w:hAnsi="Consolas"/>
+                <w:color w:val="F2F2F2"/>
+                <w:sz w:val="19"/>
+              </w:rPr>
+              <w:t/>
+            </w:r>
+          </w:p>
+          <w:p>
+            <w:pPr>
+              <w:spacing w:line="240" w:lineRule="auto" w:after="0" w:before="0"/>
+            </w:pPr>
+            <w:r>
+              <w:rPr>
+                <w:rFonts w:ascii="Consolas" w:hAnsi="Consolas"/>
+                <w:color w:val="F2F2F2"/>
+                <w:sz w:val="19"/>
+              </w:rPr>
+              <w:t>-- 끝난 뒤 누적 (사이징의 근거)</w:t>
+            </w:r>
+          </w:p>
+          <w:p>
+            <w:pPr>
+              <w:spacing w:line="240" w:lineRule="auto" w:after="0" w:before="0"/>
+            </w:pPr>
+            <w:r>
+              <w:rPr>
+                <w:rFonts w:ascii="Consolas" w:hAnsi="Consolas"/>
+                <w:color w:val="F2F2F2"/>
+                <w:sz w:val="19"/>
+              </w:rPr>
+              <w:t>NAME             풀초과  누적큐ms  타임아웃  소비CPU초</w:t>
+            </w:r>
+          </w:p>
+          <w:p>
+            <w:pPr>
+              <w:spacing w:line="240" w:lineRule="auto" w:after="0" w:before="0"/>
+            </w:pPr>
+            <w:r>
+              <w:rPr>
+                <w:rFonts w:ascii="Consolas" w:hAnsi="Consolas"/>
+                <w:color w:val="F2F2F2"/>
+                <w:sz w:val="19"/>
+              </w:rPr>
+              <w:t>---------------- ------  --------  --------  ---------</w:t>
+            </w:r>
+          </w:p>
+          <w:p>
+            <w:pPr>
+              <w:spacing w:line="240" w:lineRule="auto" w:after="0" w:before="0"/>
+            </w:pPr>
+            <w:r>
+              <w:rPr>
+                <w:rFonts w:ascii="Consolas" w:hAnsi="Consolas"/>
+                <w:color w:val="F2F2F2"/>
+                <w:sz w:val="19"/>
+              </w:rPr>
+              <w:t>PTW_BATCH_GROUP       4     39977         1       39.6</w:t>
+            </w:r>
+          </w:p>
+        </w:tc>
+      </w:tr>
+    </w:tbl>
+    <w:p>
+      <w:r>
+        <w:t/>
+      </w:r>
+    </w:p>
+    <w:p>
+      <w:r>
+        <w:t>큐에서 기다리는 세션의 대기 이벤트는 resmgr:become active 다. 운영에서 이 이벤트가 상위에 보이면 대개 활성 세션 풀이 너무 작다는 뜻이다. 풀을 얼마로 잡을지는 감이 아니라 V$RSRC_CONSUMER_GROUP 의 네 값으로 정한다. ACTIVE_SESSION_LIMIT_HIT(풀이 거절한 횟수), QUEUED_TIME(큐에서 보낸 누적 시간), QUEUE_TIME_OUTS(타임아웃으로 끝난 세션 수), CONSUMED_CPU_TIME(통과한 세션이 실제로 쓴 CPU)이다. 특히 QUEUE_TIME_OUTS 가 0 이 아니면 사용자가 오류를 받고 있다는 뜻이므로 그냥 둘 수 없다.</w:t>
+      </w:r>
+    </w:p>
+    <w:p>
+      <w:r>
+        <w:rPr>
+          <w:rFonts w:ascii="맑은 고딕" w:hAnsi="맑은 고딕" w:eastAsia="맑은 고딕"/>
+          <w:b/>
+          <w:sz w:val="21"/>
+        </w:rPr>
+        <w:t>Note · 교재대로 따라 하면 19c 에서 걸리는 네 곳</w:t>
+      </w:r>
+    </w:p>
+    <w:p>
+      <w:pPr>
+        <w:spacing w:after="0"/>
+      </w:pPr>
+      <w:r>
+        <w:rPr>
+          <w:rFonts w:ascii="맑은 고딕" w:hAnsi="맑은 고딕" w:eastAsia="맑은 고딕"/>
+          <w:sz w:val="21"/>
+        </w:rPr>
+        <w:t>· ORA-29357 — BATCH_GROUP 등 Oracle 공급 샘플 그룹 6개가 이미 있다. 접두를 붙여 만든다.</w:t>
+      </w:r>
+    </w:p>
+    <w:p>
+      <w:pPr>
+        <w:spacing w:after="0"/>
+      </w:pPr>
+      <w:r>
+        <w:rPr>
+          <w:rFonts w:ascii="맑은 고딕" w:hAnsi="맑은 고딕" w:eastAsia="맑은 고딕"/>
+          <w:sz w:val="21"/>
+        </w:rPr>
+        <w:t>· ORA-29377 — 최상위 플랜에 OTHER_GROUPS 지시어가 없으면 SUBMIT 이 거부된다.</w:t>
+      </w:r>
+    </w:p>
+    <w:p>
+      <w:pPr>
+        <w:spacing w:after="0"/>
+      </w:pPr>
+      <w:r>
+        <w:rPr>
+          <w:rFonts w:ascii="맑은 고딕" w:hAnsi="맑은 고딕" w:eastAsia="맑은 고딕"/>
+          <w:sz w:val="21"/>
+        </w:rPr>
+        <w:t>· ORA-29375 — EMPHASIS 는 레벨당 합 100 초과 금지. RATIO 는 합계 제한이 없다.</w:t>
+      </w:r>
+    </w:p>
+    <w:p>
+      <w:pPr>
+        <w:spacing w:after="0"/>
+      </w:pPr>
+      <w:r>
+        <w:rPr>
+          <w:rFonts w:ascii="맑은 고딕" w:hAnsi="맑은 고딕" w:eastAsia="맑은 고딕"/>
+          <w:sz w:val="21"/>
+        </w:rPr>
+        <w:t>· DEFAULT_PLAN 에 지시어 추가는 '된다'. MANDATORY 는 삭제 금지일 뿐 수정 금지가 아니다.</w:t>
+      </w:r>
+    </w:p>
+    <w:p>
+      <w:pPr>
+        <w:spacing w:after="0"/>
+      </w:pPr>
+      <w:r>
+        <w:rPr>
+          <w:rFonts w:ascii="맑은 고딕" w:hAnsi="맑은 고딕" w:eastAsia="맑은 고딕"/>
+          <w:sz w:val="21"/>
+        </w:rPr>
+        <w:t xml:space="preserve">  Oracle 공급 플랜이 조용히 바뀐 채 남으므로, 반드시 자기 플랜에 건다.</w:t>
+      </w:r>
+    </w:p>
+    <w:p>
+      <w:r>
+        <w:t/>
+      </w:r>
+    </w:p>
+    <w:p>
+      <w:pPr>
+        <w:pStyle w:val="Heading2"/>
+      </w:pPr>
+      <w:r>
+        <w:t>34.8  측정 → 진단 → 조치 → 재측정 — 과정 전체를 한 번 꿰다</w:t>
       </w:r>
     </w:p>
     <w:p>
@@ -2921,7 +3745,7 @@
         <w:pStyle w:val="Heading2"/>
       </w:pPr>
       <w:r>
-        <w:t>34.8  요약</w:t>
+        <w:t>34.9  요약</w:t>
       </w:r>
     </w:p>
     <w:p>
@@ -2990,10 +3814,18 @@
     </w:p>
     <w:p>
       <w:pPr>
+        <w:pStyle w:val="ListBullet"/>
+      </w:pPr>
+      <w:r>
+        <w:t>리소스 관리자는 소비자 그룹·플랜·지시어로 CPU 와 동시 세션 수를 나눈다. 자원을 늘려 주는 것이 아니라 모자랄 때 나누는 규칙이며, RESOURCE_MANAGER_PLAN 에 걸어야 비로소 동작한다. 활성 세션 풀의 사이징 근거는 V$RSRC_CONSUMER_GROUP 의 풀초과·누적큐·타임아웃·소비CPU 네 값이다.</w:t>
+      </w:r>
+    </w:p>
+    <w:p>
+      <w:pPr>
         <w:pStyle w:val="Heading2"/>
       </w:pPr>
       <w:r>
-        <w:t>34.9  퀴즈</w:t>
+        <w:t>34.10  퀴즈</w:t>
       </w:r>
     </w:p>
     <w:tbl>
@@ -3101,12 +3933,12 @@
         <w:pStyle w:val="Heading2"/>
       </w:pPr>
       <w:r>
-        <w:t>34.10  실습 개요</w:t>
+        <w:t>34.11  실습 개요</w:t>
       </w:r>
     </w:p>
     <w:p>
       <w:r>
-        <w:t>이 장의 실습은 7개다. 모두 개인 실습 환경(non-CDB orcl 19.3) 전용이며, 프롬프트는 SYS@orcl&gt; 또는 SQLT@orcl&gt;을 쓴다. 각 실습은 '조치 전 상태 → 조치·조회 → 결과 해석'의 흐름을 따르고, 최소 1곳에서 '이상 징후/오류 → 원인 → 조치 → 재확인'을 다룬다. I/O·OS 통계 뷰(V$FILESTAT·V$OSSTAT·V$IOSTAT_FILE)는 관리 팩 라이선스와 무관하다. 부하가 필요한 실습은 공용 스크립트 WL_02_io로 I/O·스캔 부하를 유발한다.</w:t>
+        <w:t>이 장의 실습은 8개다. 모두 개인 실습 환경(non-CDB orcl 19.3) 전용이며, 프롬프트는 SYS@orcl&gt; 또는 SQLT@orcl&gt;을 쓴다. 각 실습은 '조치 전 상태 → 조치·조회 → 결과 해석'의 흐름을 따르고, 최소 1곳에서 '이상 징후/오류 → 원인 → 조치 → 재확인'을 다룬다. I/O·OS 통계 뷰(V$FILESTAT·V$OSSTAT·V$IOSTAT_FILE)는 관리 팩 라이선스와 무관하다. 부하가 필요한 실습은 공용 스크립트 WL_02_io로 I/O·스캔 부하를 유발한다.</w:t>
       </w:r>
     </w:p>
     <w:p>
@@ -3163,6 +3995,14 @@
       </w:pPr>
       <w:r>
         <w:t>실습 07 — 네트워크 지연 판별: SQL*Net message from client가 상위에 보이는 상황을 재현하고, 이를 Idle로 올바르게 해석해 네트워크 병목 오판을 교정한다.</w:t>
+      </w:r>
+    </w:p>
+    <w:p>
+      <w:pPr>
+        <w:pStyle w:val="ListBullet"/>
+      </w:pPr>
+      <w:r>
+        <w:t>실습 08 — 리소스 관리자: CPU 할당과 활성 세션 풀(DBMS_RESOURCE_MANAGER · V$RSRC_PLAN · V$RSRC_CONSUMER_GROUP)</w:t>
       </w:r>
     </w:p>
     <w:p>
